--- a/docs/word/02-LLD-Low-Level-Design.docx
+++ b/docs/word/02-LLD-Low-Level-Design.docx
@@ -11,7 +11,7 @@
           <w:noProof/>
         </w:rPr>
         <w:drawing>
-          <wp:inline distT="0" distB="0" distL="0" distR="0" wp14:anchorId="498963D1" wp14:editId="36C73652">
+          <wp:inline distT="0" distB="0" distL="0" distR="0" wp14:anchorId="0DCC9497" wp14:editId="7C6D242B">
             <wp:extent cx="1981200" cy="771525"/>
             <wp:effectExtent l="0" t="0" r="0" b="0"/>
             <wp:docPr id="1" name="Immagine 1"/>
@@ -343,7 +343,7 @@
                 <w:sz w:val="19"/>
                 <w:szCs w:val="19"/>
               </w:rPr>
-              <w:t>Documento</w:t>
+              <w:t>Indirizzo (produzione)</w:t>
             </w:r>
           </w:p>
         </w:tc>
@@ -374,7 +374,7 @@
                 <w:sz w:val="19"/>
                 <w:szCs w:val="19"/>
               </w:rPr>
-              <w:t>LLD — Low Level Design</w:t>
+              <w:t>https://guestportal.dompe.com</w:t>
             </w:r>
           </w:p>
         </w:tc>
@@ -413,7 +413,7 @@
                 <w:sz w:val="19"/>
                 <w:szCs w:val="19"/>
               </w:rPr>
-              <w:t>Versione</w:t>
+              <w:t>Documento</w:t>
             </w:r>
           </w:p>
         </w:tc>
@@ -444,7 +444,7 @@
                 <w:sz w:val="19"/>
                 <w:szCs w:val="19"/>
               </w:rPr>
-              <w:t>1.0</w:t>
+              <w:t>LLD — Low Level Design</w:t>
             </w:r>
           </w:p>
         </w:tc>
@@ -483,7 +483,7 @@
                 <w:sz w:val="19"/>
                 <w:szCs w:val="19"/>
               </w:rPr>
-              <w:t>Data di emissione</w:t>
+              <w:t>Versione</w:t>
             </w:r>
           </w:p>
         </w:tc>
@@ -514,7 +514,7 @@
                 <w:sz w:val="19"/>
                 <w:szCs w:val="19"/>
               </w:rPr>
-              <w:t>22 settembre 2026</w:t>
+              <w:t>1.0</w:t>
             </w:r>
           </w:p>
         </w:tc>
@@ -553,7 +553,7 @@
                 <w:sz w:val="19"/>
                 <w:szCs w:val="19"/>
               </w:rPr>
-              <w:t>Stato</w:t>
+              <w:t>Data di emissione</w:t>
             </w:r>
           </w:p>
         </w:tc>
@@ -584,7 +584,7 @@
                 <w:sz w:val="19"/>
                 <w:szCs w:val="19"/>
               </w:rPr>
-              <w:t>Emesso</w:t>
+              <w:t>25 settembre 2026</w:t>
             </w:r>
           </w:p>
         </w:tc>
@@ -623,7 +623,7 @@
                 <w:sz w:val="19"/>
                 <w:szCs w:val="19"/>
               </w:rPr>
-              <w:t>Destinatari</w:t>
+              <w:t>Stato</w:t>
             </w:r>
           </w:p>
         </w:tc>
@@ -654,7 +654,7 @@
                 <w:sz w:val="19"/>
                 <w:szCs w:val="19"/>
               </w:rPr>
-              <w:t>IT Infrastructure, Security, Sviluppo, Service Desk</w:t>
+              <w:t>Emesso</w:t>
             </w:r>
           </w:p>
         </w:tc>
@@ -693,7 +693,7 @@
                 <w:sz w:val="19"/>
                 <w:szCs w:val="19"/>
               </w:rPr>
-              <w:t>Classificazione</w:t>
+              <w:t>Destinatari</w:t>
             </w:r>
           </w:p>
         </w:tc>
@@ -724,7 +724,7 @@
                 <w:sz w:val="19"/>
                 <w:szCs w:val="19"/>
               </w:rPr>
-              <w:t>Uso interno</w:t>
+              <w:t>IT Infrastructure, Security, Sviluppo, Service Desk</w:t>
             </w:r>
           </w:p>
         </w:tc>
@@ -763,7 +763,7 @@
                 <w:sz w:val="19"/>
                 <w:szCs w:val="19"/>
               </w:rPr>
-              <w:t>Repository di riferimento</w:t>
+              <w:t>Classificazione</w:t>
             </w:r>
           </w:p>
         </w:tc>
@@ -794,7 +794,7 @@
                 <w:sz w:val="19"/>
                 <w:szCs w:val="19"/>
               </w:rPr>
-              <w:t>github.com/ACF-Dompe/Centralino</w:t>
+              <w:t>Uso interno</w:t>
             </w:r>
           </w:p>
         </w:tc>
@@ -833,7 +833,7 @@
                 <w:sz w:val="19"/>
                 <w:szCs w:val="19"/>
               </w:rPr>
-              <w:t>Revisione del codice</w:t>
+              <w:t>Repository di riferimento</w:t>
             </w:r>
           </w:p>
         </w:tc>
@@ -864,12 +864,87 @@
                 <w:sz w:val="19"/>
                 <w:szCs w:val="19"/>
               </w:rPr>
+              <w:t>github.com/ACF-Dompe/Centralino</w:t>
+            </w:r>
+          </w:p>
+        </w:tc>
+      </w:tr>
+      <w:tr>
+        <w:tblPrEx>
+          <w:tblCellMar>
+            <w:top w:w="0" w:type="dxa"/>
+            <w:bottom w:w="0" w:type="dxa"/>
+          </w:tblCellMar>
+        </w:tblPrEx>
+        <w:tc>
+          <w:tcPr>
+            <w:tcW w:w="2891" w:type="dxa"/>
+            <w:tcBorders>
+              <w:top w:val="single" w:sz="4" w:space="0" w:color="D9D9D9"/>
+              <w:left w:val="single" w:sz="4" w:space="0" w:color="D9D9D9"/>
+              <w:bottom w:val="single" w:sz="4" w:space="0" w:color="D9D9D9"/>
+              <w:right w:val="single" w:sz="4" w:space="0" w:color="D9D9D9"/>
+            </w:tcBorders>
+            <w:shd w:val="clear" w:color="auto" w:fill="F0F0F0"/>
+            <w:tcMar>
+              <w:top w:w="70" w:type="dxa"/>
+              <w:left w:w="110" w:type="dxa"/>
+              <w:bottom w:w="70" w:type="dxa"/>
+              <w:right w:w="110" w:type="dxa"/>
+            </w:tcMar>
+            <w:vAlign w:val="center"/>
+          </w:tcPr>
+          <w:p>
+            <w:pPr>
+              <w:spacing w:after="0" w:line="264" w:lineRule="auto"/>
+            </w:pPr>
+            <w:r>
+              <w:rPr>
+                <w:sz w:val="19"/>
+                <w:szCs w:val="19"/>
+              </w:rPr>
+              <w:t>Revisione del codice</w:t>
+            </w:r>
+          </w:p>
+        </w:tc>
+        <w:tc>
+          <w:tcPr>
+            <w:tcW w:w="6747" w:type="dxa"/>
+            <w:tcBorders>
+              <w:top w:val="single" w:sz="4" w:space="0" w:color="D9D9D9"/>
+              <w:left w:val="single" w:sz="4" w:space="0" w:color="D9D9D9"/>
+              <w:bottom w:val="single" w:sz="4" w:space="0" w:color="D9D9D9"/>
+              <w:right w:val="single" w:sz="4" w:space="0" w:color="D9D9D9"/>
+            </w:tcBorders>
+            <w:shd w:val="clear" w:color="auto" w:fill="F0F0F0"/>
+            <w:tcMar>
+              <w:top w:w="70" w:type="dxa"/>
+              <w:left w:w="110" w:type="dxa"/>
+              <w:bottom w:w="70" w:type="dxa"/>
+              <w:right w:w="110" w:type="dxa"/>
+            </w:tcMar>
+            <w:vAlign w:val="center"/>
+          </w:tcPr>
+          <w:p>
+            <w:pPr>
+              <w:spacing w:after="0" w:line="264" w:lineRule="auto"/>
+            </w:pPr>
+            <w:r>
+              <w:rPr>
+                <w:sz w:val="19"/>
+                <w:szCs w:val="19"/>
+              </w:rPr>
               <w:t>main · f427890</w:t>
             </w:r>
           </w:p>
         </w:tc>
       </w:tr>
     </w:tbl>
+    <w:p>
+      <w:pPr>
+        <w:spacing w:before="400"/>
+      </w:pPr>
+    </w:p>
     <w:p>
       <w:r>
         <w:br w:type="page"/>
@@ -896,7 +971,7 @@
     <w:sdt>
       <w:sdtPr>
         <w:alias w:val="Indice"/>
-        <w:id w:val="251785316"/>
+        <w:id w:val="-1767456820"/>
       </w:sdtPr>
       <w:sdtContent>
         <w:p>
@@ -918,7 +993,7 @@
           <w:r>
             <w:fldChar w:fldCharType="separate"/>
           </w:r>
-          <w:hyperlink w:anchor="_Toc240987617" w:history="1">
+          <w:hyperlink w:anchor="_Toc241222166" w:history="1">
             <w:r>
               <w:rPr>
                 <w:rStyle w:val="Collegamentoipertestuale"/>
@@ -942,7 +1017,7 @@
               <w:rPr>
                 <w:noProof/>
               </w:rPr>
-              <w:instrText xml:space="preserve"> PAGEREF _Toc240987617 \h </w:instrText>
+              <w:instrText xml:space="preserve"> PAGEREF _Toc241222166 \h </w:instrText>
             </w:r>
             <w:r>
               <w:rPr>
@@ -979,7 +1054,7 @@
               <w:noProof/>
             </w:rPr>
           </w:pPr>
-          <w:hyperlink w:anchor="_Toc240987618" w:history="1">
+          <w:hyperlink w:anchor="_Toc241222167" w:history="1">
             <w:r>
               <w:rPr>
                 <w:rStyle w:val="Collegamentoipertestuale"/>
@@ -1003,7 +1078,7 @@
               <w:rPr>
                 <w:noProof/>
               </w:rPr>
-              <w:instrText xml:space="preserve"> PAGEREF _Toc240987618 \h </w:instrText>
+              <w:instrText xml:space="preserve"> PAGEREF _Toc241222167 \h </w:instrText>
             </w:r>
             <w:r>
               <w:rPr>
@@ -1040,7 +1115,7 @@
               <w:noProof/>
             </w:rPr>
           </w:pPr>
-          <w:hyperlink w:anchor="_Toc240987619" w:history="1">
+          <w:hyperlink w:anchor="_Toc241222168" w:history="1">
             <w:r>
               <w:rPr>
                 <w:rStyle w:val="Collegamentoipertestuale"/>
@@ -1064,7 +1139,7 @@
               <w:rPr>
                 <w:noProof/>
               </w:rPr>
-              <w:instrText xml:space="preserve"> PAGEREF _Toc240987619 \h </w:instrText>
+              <w:instrText xml:space="preserve"> PAGEREF _Toc241222168 \h </w:instrText>
             </w:r>
             <w:r>
               <w:rPr>
@@ -1101,7 +1176,7 @@
               <w:noProof/>
             </w:rPr>
           </w:pPr>
-          <w:hyperlink w:anchor="_Toc240987620" w:history="1">
+          <w:hyperlink w:anchor="_Toc241222169" w:history="1">
             <w:r>
               <w:rPr>
                 <w:rStyle w:val="Collegamentoipertestuale"/>
@@ -1125,7 +1200,7 @@
               <w:rPr>
                 <w:noProof/>
               </w:rPr>
-              <w:instrText xml:space="preserve"> PAGEREF _Toc240987620 \h </w:instrText>
+              <w:instrText xml:space="preserve"> PAGEREF _Toc241222169 \h </w:instrText>
             </w:r>
             <w:r>
               <w:rPr>
@@ -1162,7 +1237,7 @@
               <w:noProof/>
             </w:rPr>
           </w:pPr>
-          <w:hyperlink w:anchor="_Toc240987621" w:history="1">
+          <w:hyperlink w:anchor="_Toc241222170" w:history="1">
             <w:r>
               <w:rPr>
                 <w:rStyle w:val="Collegamentoipertestuale"/>
@@ -1186,7 +1261,7 @@
               <w:rPr>
                 <w:noProof/>
               </w:rPr>
-              <w:instrText xml:space="preserve"> PAGEREF _Toc240987621 \h </w:instrText>
+              <w:instrText xml:space="preserve"> PAGEREF _Toc241222170 \h </w:instrText>
             </w:r>
             <w:r>
               <w:rPr>
@@ -1223,7 +1298,7 @@
               <w:noProof/>
             </w:rPr>
           </w:pPr>
-          <w:hyperlink w:anchor="_Toc240987622" w:history="1">
+          <w:hyperlink w:anchor="_Toc241222171" w:history="1">
             <w:r>
               <w:rPr>
                 <w:rStyle w:val="Collegamentoipertestuale"/>
@@ -1247,7 +1322,7 @@
               <w:rPr>
                 <w:noProof/>
               </w:rPr>
-              <w:instrText xml:space="preserve"> PAGEREF _Toc240987622 \h </w:instrText>
+              <w:instrText xml:space="preserve"> PAGEREF _Toc241222171 \h </w:instrText>
             </w:r>
             <w:r>
               <w:rPr>
@@ -1284,7 +1359,7 @@
               <w:noProof/>
             </w:rPr>
           </w:pPr>
-          <w:hyperlink w:anchor="_Toc240987623" w:history="1">
+          <w:hyperlink w:anchor="_Toc241222172" w:history="1">
             <w:r>
               <w:rPr>
                 <w:rStyle w:val="Collegamentoipertestuale"/>
@@ -1308,7 +1383,7 @@
               <w:rPr>
                 <w:noProof/>
               </w:rPr>
-              <w:instrText xml:space="preserve"> PAGEREF _Toc240987623 \h </w:instrText>
+              <w:instrText xml:space="preserve"> PAGEREF _Toc241222172 \h </w:instrText>
             </w:r>
             <w:r>
               <w:rPr>
@@ -1345,7 +1420,7 @@
               <w:noProof/>
             </w:rPr>
           </w:pPr>
-          <w:hyperlink w:anchor="_Toc240987624" w:history="1">
+          <w:hyperlink w:anchor="_Toc241222173" w:history="1">
             <w:r>
               <w:rPr>
                 <w:rStyle w:val="Collegamentoipertestuale"/>
@@ -1369,7 +1444,7 @@
               <w:rPr>
                 <w:noProof/>
               </w:rPr>
-              <w:instrText xml:space="preserve"> PAGEREF _Toc240987624 \h </w:instrText>
+              <w:instrText xml:space="preserve"> PAGEREF _Toc241222173 \h </w:instrText>
             </w:r>
             <w:r>
               <w:rPr>
@@ -1406,7 +1481,7 @@
               <w:noProof/>
             </w:rPr>
           </w:pPr>
-          <w:hyperlink w:anchor="_Toc240987625" w:history="1">
+          <w:hyperlink w:anchor="_Toc241222174" w:history="1">
             <w:r>
               <w:rPr>
                 <w:rStyle w:val="Collegamentoipertestuale"/>
@@ -1430,7 +1505,7 @@
               <w:rPr>
                 <w:noProof/>
               </w:rPr>
-              <w:instrText xml:space="preserve"> PAGEREF _Toc240987625 \h </w:instrText>
+              <w:instrText xml:space="preserve"> PAGEREF _Toc241222174 \h </w:instrText>
             </w:r>
             <w:r>
               <w:rPr>
@@ -1467,7 +1542,7 @@
               <w:noProof/>
             </w:rPr>
           </w:pPr>
-          <w:hyperlink w:anchor="_Toc240987626" w:history="1">
+          <w:hyperlink w:anchor="_Toc241222175" w:history="1">
             <w:r>
               <w:rPr>
                 <w:rStyle w:val="Collegamentoipertestuale"/>
@@ -1491,7 +1566,7 @@
               <w:rPr>
                 <w:noProof/>
               </w:rPr>
-              <w:instrText xml:space="preserve"> PAGEREF _Toc240987626 \h </w:instrText>
+              <w:instrText xml:space="preserve"> PAGEREF _Toc241222175 \h </w:instrText>
             </w:r>
             <w:r>
               <w:rPr>
@@ -1528,7 +1603,7 @@
               <w:noProof/>
             </w:rPr>
           </w:pPr>
-          <w:hyperlink w:anchor="_Toc240987627" w:history="1">
+          <w:hyperlink w:anchor="_Toc241222176" w:history="1">
             <w:r>
               <w:rPr>
                 <w:rStyle w:val="Collegamentoipertestuale"/>
@@ -1552,7 +1627,7 @@
               <w:rPr>
                 <w:noProof/>
               </w:rPr>
-              <w:instrText xml:space="preserve"> PAGEREF _Toc240987627 \h </w:instrText>
+              <w:instrText xml:space="preserve"> PAGEREF _Toc241222176 \h </w:instrText>
             </w:r>
             <w:r>
               <w:rPr>
@@ -1589,7 +1664,7 @@
               <w:noProof/>
             </w:rPr>
           </w:pPr>
-          <w:hyperlink w:anchor="_Toc240987628" w:history="1">
+          <w:hyperlink w:anchor="_Toc241222177" w:history="1">
             <w:r>
               <w:rPr>
                 <w:rStyle w:val="Collegamentoipertestuale"/>
@@ -1613,7 +1688,7 @@
               <w:rPr>
                 <w:noProof/>
               </w:rPr>
-              <w:instrText xml:space="preserve"> PAGEREF _Toc240987628 \h </w:instrText>
+              <w:instrText xml:space="preserve"> PAGEREF _Toc241222177 \h </w:instrText>
             </w:r>
             <w:r>
               <w:rPr>
@@ -1650,7 +1725,7 @@
               <w:noProof/>
             </w:rPr>
           </w:pPr>
-          <w:hyperlink w:anchor="_Toc240987629" w:history="1">
+          <w:hyperlink w:anchor="_Toc241222178" w:history="1">
             <w:r>
               <w:rPr>
                 <w:rStyle w:val="Collegamentoipertestuale"/>
@@ -1674,7 +1749,7 @@
               <w:rPr>
                 <w:noProof/>
               </w:rPr>
-              <w:instrText xml:space="preserve"> PAGEREF _Toc240987629 \h </w:instrText>
+              <w:instrText xml:space="preserve"> PAGEREF _Toc241222178 \h </w:instrText>
             </w:r>
             <w:r>
               <w:rPr>
@@ -1711,7 +1786,7 @@
               <w:noProof/>
             </w:rPr>
           </w:pPr>
-          <w:hyperlink w:anchor="_Toc240987630" w:history="1">
+          <w:hyperlink w:anchor="_Toc241222179" w:history="1">
             <w:r>
               <w:rPr>
                 <w:rStyle w:val="Collegamentoipertestuale"/>
@@ -1735,7 +1810,7 @@
               <w:rPr>
                 <w:noProof/>
               </w:rPr>
-              <w:instrText xml:space="preserve"> PAGEREF _Toc240987630 \h </w:instrText>
+              <w:instrText xml:space="preserve"> PAGEREF _Toc241222179 \h </w:instrText>
             </w:r>
             <w:r>
               <w:rPr>
@@ -1772,7 +1847,7 @@
               <w:noProof/>
             </w:rPr>
           </w:pPr>
-          <w:hyperlink w:anchor="_Toc240987631" w:history="1">
+          <w:hyperlink w:anchor="_Toc241222180" w:history="1">
             <w:r>
               <w:rPr>
                 <w:rStyle w:val="Collegamentoipertestuale"/>
@@ -1796,7 +1871,7 @@
               <w:rPr>
                 <w:noProof/>
               </w:rPr>
-              <w:instrText xml:space="preserve"> PAGEREF _Toc240987631 \h </w:instrText>
+              <w:instrText xml:space="preserve"> PAGEREF _Toc241222180 \h </w:instrText>
             </w:r>
             <w:r>
               <w:rPr>
@@ -1833,7 +1908,7 @@
               <w:noProof/>
             </w:rPr>
           </w:pPr>
-          <w:hyperlink w:anchor="_Toc240987632" w:history="1">
+          <w:hyperlink w:anchor="_Toc241222181" w:history="1">
             <w:r>
               <w:rPr>
                 <w:rStyle w:val="Collegamentoipertestuale"/>
@@ -1857,7 +1932,7 @@
               <w:rPr>
                 <w:noProof/>
               </w:rPr>
-              <w:instrText xml:space="preserve"> PAGEREF _Toc240987632 \h </w:instrText>
+              <w:instrText xml:space="preserve"> PAGEREF _Toc241222181 \h </w:instrText>
             </w:r>
             <w:r>
               <w:rPr>
@@ -1894,7 +1969,7 @@
               <w:noProof/>
             </w:rPr>
           </w:pPr>
-          <w:hyperlink w:anchor="_Toc240987633" w:history="1">
+          <w:hyperlink w:anchor="_Toc241222182" w:history="1">
             <w:r>
               <w:rPr>
                 <w:rStyle w:val="Collegamentoipertestuale"/>
@@ -1918,7 +1993,7 @@
               <w:rPr>
                 <w:noProof/>
               </w:rPr>
-              <w:instrText xml:space="preserve"> PAGEREF _Toc240987633 \h </w:instrText>
+              <w:instrText xml:space="preserve"> PAGEREF _Toc241222182 \h </w:instrText>
             </w:r>
             <w:r>
               <w:rPr>
@@ -1955,7 +2030,7 @@
               <w:noProof/>
             </w:rPr>
           </w:pPr>
-          <w:hyperlink w:anchor="_Toc240987634" w:history="1">
+          <w:hyperlink w:anchor="_Toc241222183" w:history="1">
             <w:r>
               <w:rPr>
                 <w:rStyle w:val="Collegamentoipertestuale"/>
@@ -1979,7 +2054,7 @@
               <w:rPr>
                 <w:noProof/>
               </w:rPr>
-              <w:instrText xml:space="preserve"> PAGEREF _Toc240987634 \h </w:instrText>
+              <w:instrText xml:space="preserve"> PAGEREF _Toc241222183 \h </w:instrText>
             </w:r>
             <w:r>
               <w:rPr>
@@ -2016,7 +2091,7 @@
               <w:noProof/>
             </w:rPr>
           </w:pPr>
-          <w:hyperlink w:anchor="_Toc240987635" w:history="1">
+          <w:hyperlink w:anchor="_Toc241222184" w:history="1">
             <w:r>
               <w:rPr>
                 <w:rStyle w:val="Collegamentoipertestuale"/>
@@ -2040,7 +2115,7 @@
               <w:rPr>
                 <w:noProof/>
               </w:rPr>
-              <w:instrText xml:space="preserve"> PAGEREF _Toc240987635 \h </w:instrText>
+              <w:instrText xml:space="preserve"> PAGEREF _Toc241222184 \h </w:instrText>
             </w:r>
             <w:r>
               <w:rPr>
@@ -2077,7 +2152,7 @@
               <w:noProof/>
             </w:rPr>
           </w:pPr>
-          <w:hyperlink w:anchor="_Toc240987636" w:history="1">
+          <w:hyperlink w:anchor="_Toc241222185" w:history="1">
             <w:r>
               <w:rPr>
                 <w:rStyle w:val="Collegamentoipertestuale"/>
@@ -2101,7 +2176,7 @@
               <w:rPr>
                 <w:noProof/>
               </w:rPr>
-              <w:instrText xml:space="preserve"> PAGEREF _Toc240987636 \h </w:instrText>
+              <w:instrText xml:space="preserve"> PAGEREF _Toc241222185 \h </w:instrText>
             </w:r>
             <w:r>
               <w:rPr>
@@ -2138,7 +2213,7 @@
               <w:noProof/>
             </w:rPr>
           </w:pPr>
-          <w:hyperlink w:anchor="_Toc240987637" w:history="1">
+          <w:hyperlink w:anchor="_Toc241222186" w:history="1">
             <w:r>
               <w:rPr>
                 <w:rStyle w:val="Collegamentoipertestuale"/>
@@ -2162,7 +2237,7 @@
               <w:rPr>
                 <w:noProof/>
               </w:rPr>
-              <w:instrText xml:space="preserve"> PAGEREF _Toc240987637 \h </w:instrText>
+              <w:instrText xml:space="preserve"> PAGEREF _Toc241222186 \h </w:instrText>
             </w:r>
             <w:r>
               <w:rPr>
@@ -2199,7 +2274,7 @@
               <w:noProof/>
             </w:rPr>
           </w:pPr>
-          <w:hyperlink w:anchor="_Toc240987638" w:history="1">
+          <w:hyperlink w:anchor="_Toc241222187" w:history="1">
             <w:r>
               <w:rPr>
                 <w:rStyle w:val="Collegamentoipertestuale"/>
@@ -2223,7 +2298,7 @@
               <w:rPr>
                 <w:noProof/>
               </w:rPr>
-              <w:instrText xml:space="preserve"> PAGEREF _Toc240987638 \h </w:instrText>
+              <w:instrText xml:space="preserve"> PAGEREF _Toc241222187 \h </w:instrText>
             </w:r>
             <w:r>
               <w:rPr>
@@ -2260,7 +2335,7 @@
               <w:noProof/>
             </w:rPr>
           </w:pPr>
-          <w:hyperlink w:anchor="_Toc240987639" w:history="1">
+          <w:hyperlink w:anchor="_Toc241222188" w:history="1">
             <w:r>
               <w:rPr>
                 <w:rStyle w:val="Collegamentoipertestuale"/>
@@ -2284,7 +2359,7 @@
               <w:rPr>
                 <w:noProof/>
               </w:rPr>
-              <w:instrText xml:space="preserve"> PAGEREF _Toc240987639 \h </w:instrText>
+              <w:instrText xml:space="preserve"> PAGEREF _Toc241222188 \h </w:instrText>
             </w:r>
             <w:r>
               <w:rPr>
@@ -2321,7 +2396,7 @@
               <w:noProof/>
             </w:rPr>
           </w:pPr>
-          <w:hyperlink w:anchor="_Toc240987640" w:history="1">
+          <w:hyperlink w:anchor="_Toc241222189" w:history="1">
             <w:r>
               <w:rPr>
                 <w:rStyle w:val="Collegamentoipertestuale"/>
@@ -2345,7 +2420,7 @@
               <w:rPr>
                 <w:noProof/>
               </w:rPr>
-              <w:instrText xml:space="preserve"> PAGEREF _Toc240987640 \h </w:instrText>
+              <w:instrText xml:space="preserve"> PAGEREF _Toc241222189 \h </w:instrText>
             </w:r>
             <w:r>
               <w:rPr>
@@ -2382,7 +2457,7 @@
               <w:noProof/>
             </w:rPr>
           </w:pPr>
-          <w:hyperlink w:anchor="_Toc240987641" w:history="1">
+          <w:hyperlink w:anchor="_Toc241222190" w:history="1">
             <w:r>
               <w:rPr>
                 <w:rStyle w:val="Collegamentoipertestuale"/>
@@ -2406,7 +2481,7 @@
               <w:rPr>
                 <w:noProof/>
               </w:rPr>
-              <w:instrText xml:space="preserve"> PAGEREF _Toc240987641 \h </w:instrText>
+              <w:instrText xml:space="preserve"> PAGEREF _Toc241222190 \h </w:instrText>
             </w:r>
             <w:r>
               <w:rPr>
@@ -2443,7 +2518,7 @@
               <w:noProof/>
             </w:rPr>
           </w:pPr>
-          <w:hyperlink w:anchor="_Toc240987642" w:history="1">
+          <w:hyperlink w:anchor="_Toc241222191" w:history="1">
             <w:r>
               <w:rPr>
                 <w:rStyle w:val="Collegamentoipertestuale"/>
@@ -2467,7 +2542,7 @@
               <w:rPr>
                 <w:noProof/>
               </w:rPr>
-              <w:instrText xml:space="preserve"> PAGEREF _Toc240987642 \h </w:instrText>
+              <w:instrText xml:space="preserve"> PAGEREF _Toc241222191 \h </w:instrText>
             </w:r>
             <w:r>
               <w:rPr>
@@ -2504,7 +2579,7 @@
               <w:noProof/>
             </w:rPr>
           </w:pPr>
-          <w:hyperlink w:anchor="_Toc240987643" w:history="1">
+          <w:hyperlink w:anchor="_Toc241222192" w:history="1">
             <w:r>
               <w:rPr>
                 <w:rStyle w:val="Collegamentoipertestuale"/>
@@ -2528,7 +2603,7 @@
               <w:rPr>
                 <w:noProof/>
               </w:rPr>
-              <w:instrText xml:space="preserve"> PAGEREF _Toc240987643 \h </w:instrText>
+              <w:instrText xml:space="preserve"> PAGEREF _Toc241222192 \h </w:instrText>
             </w:r>
             <w:r>
               <w:rPr>
@@ -2565,7 +2640,7 @@
               <w:noProof/>
             </w:rPr>
           </w:pPr>
-          <w:hyperlink w:anchor="_Toc240987644" w:history="1">
+          <w:hyperlink w:anchor="_Toc241222193" w:history="1">
             <w:r>
               <w:rPr>
                 <w:rStyle w:val="Collegamentoipertestuale"/>
@@ -2589,7 +2664,7 @@
               <w:rPr>
                 <w:noProof/>
               </w:rPr>
-              <w:instrText xml:space="preserve"> PAGEREF _Toc240987644 \h </w:instrText>
+              <w:instrText xml:space="preserve"> PAGEREF _Toc241222193 \h </w:instrText>
             </w:r>
             <w:r>
               <w:rPr>
@@ -2626,7 +2701,7 @@
               <w:noProof/>
             </w:rPr>
           </w:pPr>
-          <w:hyperlink w:anchor="_Toc240987645" w:history="1">
+          <w:hyperlink w:anchor="_Toc241222194" w:history="1">
             <w:r>
               <w:rPr>
                 <w:rStyle w:val="Collegamentoipertestuale"/>
@@ -2650,7 +2725,7 @@
               <w:rPr>
                 <w:noProof/>
               </w:rPr>
-              <w:instrText xml:space="preserve"> PAGEREF _Toc240987645 \h </w:instrText>
+              <w:instrText xml:space="preserve"> PAGEREF _Toc241222194 \h </w:instrText>
             </w:r>
             <w:r>
               <w:rPr>
@@ -2687,7 +2762,7 @@
               <w:noProof/>
             </w:rPr>
           </w:pPr>
-          <w:hyperlink w:anchor="_Toc240987646" w:history="1">
+          <w:hyperlink w:anchor="_Toc241222195" w:history="1">
             <w:r>
               <w:rPr>
                 <w:rStyle w:val="Collegamentoipertestuale"/>
@@ -2711,7 +2786,7 @@
               <w:rPr>
                 <w:noProof/>
               </w:rPr>
-              <w:instrText xml:space="preserve"> PAGEREF _Toc240987646 \h </w:instrText>
+              <w:instrText xml:space="preserve"> PAGEREF _Toc241222195 \h </w:instrText>
             </w:r>
             <w:r>
               <w:rPr>
@@ -2748,7 +2823,7 @@
               <w:noProof/>
             </w:rPr>
           </w:pPr>
-          <w:hyperlink w:anchor="_Toc240987647" w:history="1">
+          <w:hyperlink w:anchor="_Toc241222196" w:history="1">
             <w:r>
               <w:rPr>
                 <w:rStyle w:val="Collegamentoipertestuale"/>
@@ -2772,7 +2847,7 @@
               <w:rPr>
                 <w:noProof/>
               </w:rPr>
-              <w:instrText xml:space="preserve"> PAGEREF _Toc240987647 \h </w:instrText>
+              <w:instrText xml:space="preserve"> PAGEREF _Toc241222196 \h </w:instrText>
             </w:r>
             <w:r>
               <w:rPr>
@@ -2809,7 +2884,7 @@
               <w:noProof/>
             </w:rPr>
           </w:pPr>
-          <w:hyperlink w:anchor="_Toc240987648" w:history="1">
+          <w:hyperlink w:anchor="_Toc241222197" w:history="1">
             <w:r>
               <w:rPr>
                 <w:rStyle w:val="Collegamentoipertestuale"/>
@@ -2833,7 +2908,7 @@
               <w:rPr>
                 <w:noProof/>
               </w:rPr>
-              <w:instrText xml:space="preserve"> PAGEREF _Toc240987648 \h </w:instrText>
+              <w:instrText xml:space="preserve"> PAGEREF _Toc241222197 \h </w:instrText>
             </w:r>
             <w:r>
               <w:rPr>
@@ -2870,7 +2945,7 @@
               <w:noProof/>
             </w:rPr>
           </w:pPr>
-          <w:hyperlink w:anchor="_Toc240987649" w:history="1">
+          <w:hyperlink w:anchor="_Toc241222198" w:history="1">
             <w:r>
               <w:rPr>
                 <w:rStyle w:val="Collegamentoipertestuale"/>
@@ -2894,7 +2969,7 @@
               <w:rPr>
                 <w:noProof/>
               </w:rPr>
-              <w:instrText xml:space="preserve"> PAGEREF _Toc240987649 \h </w:instrText>
+              <w:instrText xml:space="preserve"> PAGEREF _Toc241222198 \h </w:instrText>
             </w:r>
             <w:r>
               <w:rPr>
@@ -2931,7 +3006,7 @@
               <w:noProof/>
             </w:rPr>
           </w:pPr>
-          <w:hyperlink w:anchor="_Toc240987650" w:history="1">
+          <w:hyperlink w:anchor="_Toc241222199" w:history="1">
             <w:r>
               <w:rPr>
                 <w:rStyle w:val="Collegamentoipertestuale"/>
@@ -2955,7 +3030,7 @@
               <w:rPr>
                 <w:noProof/>
               </w:rPr>
-              <w:instrText xml:space="preserve"> PAGEREF _Toc240987650 \h </w:instrText>
+              <w:instrText xml:space="preserve"> PAGEREF _Toc241222199 \h </w:instrText>
             </w:r>
             <w:r>
               <w:rPr>
@@ -2992,7 +3067,7 @@
               <w:noProof/>
             </w:rPr>
           </w:pPr>
-          <w:hyperlink w:anchor="_Toc240987651" w:history="1">
+          <w:hyperlink w:anchor="_Toc241222200" w:history="1">
             <w:r>
               <w:rPr>
                 <w:rStyle w:val="Collegamentoipertestuale"/>
@@ -3016,7 +3091,7 @@
               <w:rPr>
                 <w:noProof/>
               </w:rPr>
-              <w:instrText xml:space="preserve"> PAGEREF _Toc240987651 \h </w:instrText>
+              <w:instrText xml:space="preserve"> PAGEREF _Toc241222200 \h </w:instrText>
             </w:r>
             <w:r>
               <w:rPr>
@@ -3053,7 +3128,7 @@
               <w:noProof/>
             </w:rPr>
           </w:pPr>
-          <w:hyperlink w:anchor="_Toc240987652" w:history="1">
+          <w:hyperlink w:anchor="_Toc241222201" w:history="1">
             <w:r>
               <w:rPr>
                 <w:rStyle w:val="Collegamentoipertestuale"/>
@@ -3077,7 +3152,7 @@
               <w:rPr>
                 <w:noProof/>
               </w:rPr>
-              <w:instrText xml:space="preserve"> PAGEREF _Toc240987652 \h </w:instrText>
+              <w:instrText xml:space="preserve"> PAGEREF _Toc241222201 \h </w:instrText>
             </w:r>
             <w:r>
               <w:rPr>
@@ -3114,7 +3189,7 @@
               <w:noProof/>
             </w:rPr>
           </w:pPr>
-          <w:hyperlink w:anchor="_Toc240987653" w:history="1">
+          <w:hyperlink w:anchor="_Toc241222202" w:history="1">
             <w:r>
               <w:rPr>
                 <w:rStyle w:val="Collegamentoipertestuale"/>
@@ -3138,7 +3213,7 @@
               <w:rPr>
                 <w:noProof/>
               </w:rPr>
-              <w:instrText xml:space="preserve"> PAGEREF _Toc240987653 \h </w:instrText>
+              <w:instrText xml:space="preserve"> PAGEREF _Toc241222202 \h </w:instrText>
             </w:r>
             <w:r>
               <w:rPr>
@@ -3175,7 +3250,7 @@
               <w:noProof/>
             </w:rPr>
           </w:pPr>
-          <w:hyperlink w:anchor="_Toc240987654" w:history="1">
+          <w:hyperlink w:anchor="_Toc241222203" w:history="1">
             <w:r>
               <w:rPr>
                 <w:rStyle w:val="Collegamentoipertestuale"/>
@@ -3199,7 +3274,7 @@
               <w:rPr>
                 <w:noProof/>
               </w:rPr>
-              <w:instrText xml:space="preserve"> PAGEREF _Toc240987654 \h </w:instrText>
+              <w:instrText xml:space="preserve"> PAGEREF _Toc241222203 \h </w:instrText>
             </w:r>
             <w:r>
               <w:rPr>
@@ -3236,7 +3311,7 @@
               <w:noProof/>
             </w:rPr>
           </w:pPr>
-          <w:hyperlink w:anchor="_Toc240987655" w:history="1">
+          <w:hyperlink w:anchor="_Toc241222204" w:history="1">
             <w:r>
               <w:rPr>
                 <w:rStyle w:val="Collegamentoipertestuale"/>
@@ -3260,7 +3335,7 @@
               <w:rPr>
                 <w:noProof/>
               </w:rPr>
-              <w:instrText xml:space="preserve"> PAGEREF _Toc240987655 \h </w:instrText>
+              <w:instrText xml:space="preserve"> PAGEREF _Toc241222204 \h </w:instrText>
             </w:r>
             <w:r>
               <w:rPr>
@@ -3297,7 +3372,7 @@
               <w:noProof/>
             </w:rPr>
           </w:pPr>
-          <w:hyperlink w:anchor="_Toc240987656" w:history="1">
+          <w:hyperlink w:anchor="_Toc241222205" w:history="1">
             <w:r>
               <w:rPr>
                 <w:rStyle w:val="Collegamentoipertestuale"/>
@@ -3321,7 +3396,7 @@
               <w:rPr>
                 <w:noProof/>
               </w:rPr>
-              <w:instrText xml:space="preserve"> PAGEREF _Toc240987656 \h </w:instrText>
+              <w:instrText xml:space="preserve"> PAGEREF _Toc241222205 \h </w:instrText>
             </w:r>
             <w:r>
               <w:rPr>
@@ -3358,7 +3433,7 @@
               <w:noProof/>
             </w:rPr>
           </w:pPr>
-          <w:hyperlink w:anchor="_Toc240987657" w:history="1">
+          <w:hyperlink w:anchor="_Toc241222206" w:history="1">
             <w:r>
               <w:rPr>
                 <w:rStyle w:val="Collegamentoipertestuale"/>
@@ -3382,7 +3457,7 @@
               <w:rPr>
                 <w:noProof/>
               </w:rPr>
-              <w:instrText xml:space="preserve"> PAGEREF _Toc240987657 \h </w:instrText>
+              <w:instrText xml:space="preserve"> PAGEREF _Toc241222206 \h </w:instrText>
             </w:r>
             <w:r>
               <w:rPr>
@@ -3419,7 +3494,7 @@
               <w:noProof/>
             </w:rPr>
           </w:pPr>
-          <w:hyperlink w:anchor="_Toc240987658" w:history="1">
+          <w:hyperlink w:anchor="_Toc241222207" w:history="1">
             <w:r>
               <w:rPr>
                 <w:rStyle w:val="Collegamentoipertestuale"/>
@@ -3443,7 +3518,7 @@
               <w:rPr>
                 <w:noProof/>
               </w:rPr>
-              <w:instrText xml:space="preserve"> PAGEREF _Toc240987658 \h </w:instrText>
+              <w:instrText xml:space="preserve"> PAGEREF _Toc241222207 \h </w:instrText>
             </w:r>
             <w:r>
               <w:rPr>
@@ -3480,7 +3555,7 @@
               <w:noProof/>
             </w:rPr>
           </w:pPr>
-          <w:hyperlink w:anchor="_Toc240987659" w:history="1">
+          <w:hyperlink w:anchor="_Toc241222208" w:history="1">
             <w:r>
               <w:rPr>
                 <w:rStyle w:val="Collegamentoipertestuale"/>
@@ -3504,7 +3579,7 @@
               <w:rPr>
                 <w:noProof/>
               </w:rPr>
-              <w:instrText xml:space="preserve"> PAGEREF _Toc240987659 \h </w:instrText>
+              <w:instrText xml:space="preserve"> PAGEREF _Toc241222208 \h </w:instrText>
             </w:r>
             <w:r>
               <w:rPr>
@@ -3541,7 +3616,7 @@
               <w:noProof/>
             </w:rPr>
           </w:pPr>
-          <w:hyperlink w:anchor="_Toc240987660" w:history="1">
+          <w:hyperlink w:anchor="_Toc241222209" w:history="1">
             <w:r>
               <w:rPr>
                 <w:rStyle w:val="Collegamentoipertestuale"/>
@@ -3565,7 +3640,7 @@
               <w:rPr>
                 <w:noProof/>
               </w:rPr>
-              <w:instrText xml:space="preserve"> PAGEREF _Toc240987660 \h </w:instrText>
+              <w:instrText xml:space="preserve"> PAGEREF _Toc241222209 \h </w:instrText>
             </w:r>
             <w:r>
               <w:rPr>
@@ -3609,7 +3684,7 @@
         </w:pBdr>
         <w:spacing w:after="220"/>
       </w:pPr>
-      <w:bookmarkStart w:id="0" w:name="_Toc240987617"/>
+      <w:bookmarkStart w:id="0" w:name="_Toc241222166"/>
       <w:r>
         <w:rPr>
           <w:color w:val="DC3230"/>
@@ -3645,7 +3720,7 @@
         <w:keepNext/>
         <w:spacing w:before="340" w:after="130"/>
       </w:pPr>
-      <w:bookmarkStart w:id="1" w:name="_Toc240987618"/>
+      <w:bookmarkStart w:id="1" w:name="_Toc241222167"/>
       <w:r>
         <w:rPr>
           <w:color w:val="DC3230"/>
@@ -3795,7 +3870,7 @@
         <w:keepNext/>
         <w:spacing w:before="340" w:after="130"/>
       </w:pPr>
-      <w:bookmarkStart w:id="2" w:name="_Toc240987619"/>
+      <w:bookmarkStart w:id="2" w:name="_Toc241222168"/>
       <w:r>
         <w:rPr>
           <w:color w:val="DC3230"/>
@@ -4208,7 +4283,7 @@
         </w:pBdr>
         <w:spacing w:after="220"/>
       </w:pPr>
-      <w:bookmarkStart w:id="3" w:name="_Toc240987620"/>
+      <w:bookmarkStart w:id="3" w:name="_Toc241222169"/>
       <w:r>
         <w:rPr>
           <w:color w:val="DC3230"/>
@@ -4231,10 +4306,10 @@
           <w:noProof/>
         </w:rPr>
         <w:drawing>
-          <wp:inline distT="0" distB="0" distL="0" distR="0" wp14:anchorId="137BC920" wp14:editId="0EDF823B">
+          <wp:inline distT="0" distB="0" distL="0" distR="0" wp14:anchorId="0211721F" wp14:editId="7253C356">
             <wp:extent cx="6096000" cy="4648200"/>
             <wp:effectExtent l="0" t="0" r="0" b="0"/>
-            <wp:docPr id="1957700340" name="Immagine 1957700340"/>
+            <wp:docPr id="1650911162" name="Immagine 1650911162"/>
             <wp:cNvGraphicFramePr>
               <a:graphicFrameLocks xmlns:a="http://schemas.openxmlformats.org/drawingml/2006/main" noChangeAspect="1"/>
             </wp:cNvGraphicFramePr>
@@ -4306,7 +4381,7 @@
         </w:pBdr>
         <w:spacing w:after="220"/>
       </w:pPr>
-      <w:bookmarkStart w:id="4" w:name="_Toc240987621"/>
+      <w:bookmarkStart w:id="4" w:name="_Toc241222170"/>
       <w:r>
         <w:rPr>
           <w:color w:val="DC3230"/>
@@ -4325,7 +4400,7 @@
         <w:keepNext/>
         <w:spacing w:before="340" w:after="130"/>
       </w:pPr>
-      <w:bookmarkStart w:id="5" w:name="_Toc240987622"/>
+      <w:bookmarkStart w:id="5" w:name="_Toc241222171"/>
       <w:r>
         <w:rPr>
           <w:color w:val="DC3230"/>
@@ -4740,7 +4815,7 @@
         <w:keepNext/>
         <w:spacing w:before="240" w:after="100"/>
       </w:pPr>
-      <w:bookmarkStart w:id="6" w:name="_Toc240987623"/>
+      <w:bookmarkStart w:id="6" w:name="_Toc241222172"/>
       <w:r>
         <w:rPr>
           <w:color w:val="DC3230"/>
@@ -4785,7 +4860,7 @@
         <w:keepNext/>
         <w:spacing w:before="340" w:after="130"/>
       </w:pPr>
-      <w:bookmarkStart w:id="7" w:name="_Toc240987624"/>
+      <w:bookmarkStart w:id="7" w:name="_Toc241222173"/>
       <w:r>
         <w:rPr>
           <w:color w:val="DC3230"/>
@@ -6549,7 +6624,7 @@
         <w:keepNext/>
         <w:spacing w:before="240" w:after="100"/>
       </w:pPr>
-      <w:bookmarkStart w:id="8" w:name="_Toc240987625"/>
+      <w:bookmarkStart w:id="8" w:name="_Toc241222174"/>
       <w:r>
         <w:rPr>
           <w:color w:val="DC3230"/>
@@ -6676,7 +6751,7 @@
         <w:keepNext/>
         <w:spacing w:before="340" w:after="130"/>
       </w:pPr>
-      <w:bookmarkStart w:id="9" w:name="_Toc240987626"/>
+      <w:bookmarkStart w:id="9" w:name="_Toc241222175"/>
       <w:r>
         <w:rPr>
           <w:color w:val="DC3230"/>
@@ -7012,7 +7087,7 @@
         <w:keepNext/>
         <w:spacing w:before="340" w:after="130"/>
       </w:pPr>
-      <w:bookmarkStart w:id="10" w:name="_Toc240987627"/>
+      <w:bookmarkStart w:id="10" w:name="_Toc241222176"/>
       <w:r>
         <w:rPr>
           <w:color w:val="DC3230"/>
@@ -8082,7 +8157,7 @@
         <w:keepNext/>
         <w:spacing w:before="240" w:after="100"/>
       </w:pPr>
-      <w:bookmarkStart w:id="11" w:name="_Toc240987628"/>
+      <w:bookmarkStart w:id="11" w:name="_Toc241222177"/>
       <w:r>
         <w:rPr>
           <w:color w:val="DC3230"/>
@@ -8138,7 +8213,7 @@
         <w:keepNext/>
         <w:spacing w:before="240" w:after="100"/>
       </w:pPr>
-      <w:bookmarkStart w:id="12" w:name="_Toc240987629"/>
+      <w:bookmarkStart w:id="12" w:name="_Toc241222178"/>
       <w:r>
         <w:rPr>
           <w:color w:val="DC3230"/>
@@ -8209,7 +8284,7 @@
         <w:keepNext/>
         <w:spacing w:before="340" w:after="130"/>
       </w:pPr>
-      <w:bookmarkStart w:id="13" w:name="_Toc240987630"/>
+      <w:bookmarkStart w:id="13" w:name="_Toc241222179"/>
       <w:r>
         <w:rPr>
           <w:color w:val="DC3230"/>
@@ -8960,7 +9035,7 @@
         <w:keepNext/>
         <w:spacing w:before="340" w:after="130"/>
       </w:pPr>
-      <w:bookmarkStart w:id="14" w:name="_Toc240987631"/>
+      <w:bookmarkStart w:id="14" w:name="_Toc241222180"/>
       <w:r>
         <w:rPr>
           <w:color w:val="DC3230"/>
@@ -9362,7 +9437,7 @@
         <w:keepNext/>
         <w:spacing w:before="340" w:after="130"/>
       </w:pPr>
-      <w:bookmarkStart w:id="15" w:name="_Toc240987632"/>
+      <w:bookmarkStart w:id="15" w:name="_Toc241222181"/>
       <w:r>
         <w:rPr>
           <w:color w:val="DC3230"/>
@@ -9414,10 +9489,10 @@
           <w:noProof/>
         </w:rPr>
         <w:drawing>
-          <wp:inline distT="0" distB="0" distL="0" distR="0" wp14:anchorId="2F93CE5A" wp14:editId="54602005">
+          <wp:inline distT="0" distB="0" distL="0" distR="0" wp14:anchorId="12799D4E" wp14:editId="5E946278">
             <wp:extent cx="6096000" cy="3990975"/>
             <wp:effectExtent l="0" t="0" r="0" b="0"/>
-            <wp:docPr id="1390039010" name="Immagine 1390039010"/>
+            <wp:docPr id="1693846340" name="Immagine 1693846340"/>
             <wp:cNvGraphicFramePr>
               <a:graphicFrameLocks xmlns:a="http://schemas.openxmlformats.org/drawingml/2006/main" noChangeAspect="1"/>
             </wp:cNvGraphicFramePr>
@@ -9485,7 +9560,7 @@
         <w:keepNext/>
         <w:spacing w:before="240" w:after="100"/>
       </w:pPr>
-      <w:bookmarkStart w:id="16" w:name="_Toc240987633"/>
+      <w:bookmarkStart w:id="16" w:name="_Toc241222182"/>
       <w:r>
         <w:rPr>
           <w:color w:val="DC3230"/>
@@ -9715,7 +9790,7 @@
         <w:keepNext/>
         <w:spacing w:before="240" w:after="100"/>
       </w:pPr>
-      <w:bookmarkStart w:id="17" w:name="_Toc240987634"/>
+      <w:bookmarkStart w:id="17" w:name="_Toc241222183"/>
       <w:r>
         <w:rPr>
           <w:color w:val="DC3230"/>
@@ -10233,7 +10308,7 @@
         <w:keepNext/>
         <w:spacing w:before="240" w:after="100"/>
       </w:pPr>
-      <w:bookmarkStart w:id="18" w:name="_Toc240987635"/>
+      <w:bookmarkStart w:id="18" w:name="_Toc241222184"/>
       <w:r>
         <w:rPr>
           <w:color w:val="DC3230"/>
@@ -11181,7 +11256,7 @@
         <w:keepNext/>
         <w:spacing w:before="240" w:after="100"/>
       </w:pPr>
-      <w:bookmarkStart w:id="19" w:name="_Toc240987636"/>
+      <w:bookmarkStart w:id="19" w:name="_Toc241222185"/>
       <w:r>
         <w:rPr>
           <w:color w:val="DC3230"/>
@@ -11273,7 +11348,7 @@
         <w:keepNext/>
         <w:spacing w:before="340" w:after="130"/>
       </w:pPr>
-      <w:bookmarkStart w:id="20" w:name="_Toc240987637"/>
+      <w:bookmarkStart w:id="20" w:name="_Toc241222186"/>
       <w:r>
         <w:rPr>
           <w:color w:val="DC3230"/>
@@ -11860,7 +11935,7 @@
         <w:keepNext/>
         <w:spacing w:before="240" w:after="100"/>
       </w:pPr>
-      <w:bookmarkStart w:id="21" w:name="_Toc240987638"/>
+      <w:bookmarkStart w:id="21" w:name="_Toc241222187"/>
       <w:r>
         <w:rPr>
           <w:color w:val="DC3230"/>
@@ -11916,7 +11991,7 @@
         <w:keepNext/>
         <w:spacing w:before="340" w:after="130"/>
       </w:pPr>
-      <w:bookmarkStart w:id="22" w:name="_Toc240987639"/>
+      <w:bookmarkStart w:id="22" w:name="_Toc241222188"/>
       <w:r>
         <w:rPr>
           <w:color w:val="DC3230"/>
@@ -11934,7 +12009,7 @@
         <w:keepNext/>
         <w:spacing w:before="240" w:after="100"/>
       </w:pPr>
-      <w:bookmarkStart w:id="23" w:name="_Toc240987640"/>
+      <w:bookmarkStart w:id="23" w:name="_Toc241222189"/>
       <w:r>
         <w:rPr>
           <w:color w:val="DC3230"/>
@@ -12880,7 +12955,7 @@
         <w:keepNext/>
         <w:spacing w:before="240" w:after="100"/>
       </w:pPr>
-      <w:bookmarkStart w:id="24" w:name="_Toc240987641"/>
+      <w:bookmarkStart w:id="24" w:name="_Toc241222190"/>
       <w:r>
         <w:rPr>
           <w:color w:val="DC3230"/>
@@ -13275,7 +13350,7 @@
         <w:keepNext/>
         <w:spacing w:before="240" w:after="100"/>
       </w:pPr>
-      <w:bookmarkStart w:id="25" w:name="_Toc240987642"/>
+      <w:bookmarkStart w:id="25" w:name="_Toc241222191"/>
       <w:r>
         <w:rPr>
           <w:color w:val="DC3230"/>
@@ -14074,7 +14149,7 @@
         <w:keepNext/>
         <w:spacing w:before="340" w:after="130"/>
       </w:pPr>
-      <w:bookmarkStart w:id="26" w:name="_Toc240987643"/>
+      <w:bookmarkStart w:id="26" w:name="_Toc241222192"/>
       <w:r>
         <w:rPr>
           <w:color w:val="DC3230"/>
@@ -14189,7 +14264,7 @@
         <w:keepNext/>
         <w:spacing w:before="340" w:after="130"/>
       </w:pPr>
-      <w:bookmarkStart w:id="27" w:name="_Toc240987644"/>
+      <w:bookmarkStart w:id="27" w:name="_Toc241222193"/>
       <w:r>
         <w:rPr>
           <w:color w:val="DC3230"/>
@@ -14355,7 +14430,7 @@
         <w:keepNext/>
         <w:spacing w:before="340" w:after="130"/>
       </w:pPr>
-      <w:bookmarkStart w:id="28" w:name="_Toc240987645"/>
+      <w:bookmarkStart w:id="28" w:name="_Toc241222194"/>
       <w:r>
         <w:rPr>
           <w:color w:val="DC3230"/>
@@ -14377,10 +14452,10 @@
           <w:noProof/>
         </w:rPr>
         <w:drawing>
-          <wp:inline distT="0" distB="0" distL="0" distR="0" wp14:anchorId="06B94B0B" wp14:editId="0D8095B4">
+          <wp:inline distT="0" distB="0" distL="0" distR="0" wp14:anchorId="7D928B14" wp14:editId="79EE7746">
             <wp:extent cx="6096000" cy="3467100"/>
             <wp:effectExtent l="0" t="0" r="0" b="0"/>
-            <wp:docPr id="631965603" name="Immagine 631965603"/>
+            <wp:docPr id="1177677120" name="Immagine 1177677120"/>
             <wp:cNvGraphicFramePr>
               <a:graphicFrameLocks xmlns:a="http://schemas.openxmlformats.org/drawingml/2006/main" noChangeAspect="1"/>
             </wp:cNvGraphicFramePr>
@@ -14906,7 +14981,7 @@
         <w:keepNext/>
         <w:spacing w:before="340" w:after="130"/>
       </w:pPr>
-      <w:bookmarkStart w:id="29" w:name="_Toc240987646"/>
+      <w:bookmarkStart w:id="29" w:name="_Toc241222195"/>
       <w:r>
         <w:rPr>
           <w:color w:val="DC3230"/>
@@ -15093,7 +15168,7 @@
         <w:keepNext/>
         <w:spacing w:before="340" w:after="130"/>
       </w:pPr>
-      <w:bookmarkStart w:id="30" w:name="_Toc240987647"/>
+      <w:bookmarkStart w:id="30" w:name="_Toc241222196"/>
       <w:r>
         <w:rPr>
           <w:color w:val="DC3230"/>
@@ -15305,7 +15380,7 @@
         <w:keepNext/>
         <w:spacing w:before="340" w:after="130"/>
       </w:pPr>
-      <w:bookmarkStart w:id="31" w:name="_Toc240987648"/>
+      <w:bookmarkStart w:id="31" w:name="_Toc241222197"/>
       <w:r>
         <w:rPr>
           <w:color w:val="DC3230"/>
@@ -15987,7 +16062,7 @@
         </w:pBdr>
         <w:spacing w:after="220"/>
       </w:pPr>
-      <w:bookmarkStart w:id="32" w:name="_Toc240987649"/>
+      <w:bookmarkStart w:id="32" w:name="_Toc241222198"/>
       <w:r>
         <w:rPr>
           <w:color w:val="DC3230"/>
@@ -16006,7 +16081,7 @@
         <w:keepNext/>
         <w:spacing w:before="340" w:after="130"/>
       </w:pPr>
-      <w:bookmarkStart w:id="33" w:name="_Toc240987650"/>
+      <w:bookmarkStart w:id="33" w:name="_Toc241222199"/>
       <w:r>
         <w:rPr>
           <w:color w:val="DC3230"/>
@@ -16076,10 +16151,10 @@
           <w:noProof/>
         </w:rPr>
         <w:drawing>
-          <wp:inline distT="0" distB="0" distL="0" distR="0" wp14:anchorId="18FBD06B" wp14:editId="0F774AED">
+          <wp:inline distT="0" distB="0" distL="0" distR="0" wp14:anchorId="4C629FC1" wp14:editId="7E979B88">
             <wp:extent cx="6096000" cy="3667125"/>
             <wp:effectExtent l="0" t="0" r="0" b="0"/>
-            <wp:docPr id="810919709" name="Immagine 810919709"/>
+            <wp:docPr id="1691385754" name="Immagine 1691385754"/>
             <wp:cNvGraphicFramePr>
               <a:graphicFrameLocks xmlns:a="http://schemas.openxmlformats.org/drawingml/2006/main" noChangeAspect="1"/>
             </wp:cNvGraphicFramePr>
@@ -16210,7 +16285,7 @@
         <w:keepNext/>
         <w:spacing w:before="340" w:after="130"/>
       </w:pPr>
-      <w:bookmarkStart w:id="34" w:name="_Toc240987651"/>
+      <w:bookmarkStart w:id="34" w:name="_Toc241222200"/>
       <w:r>
         <w:rPr>
           <w:color w:val="DC3230"/>
@@ -16381,7 +16456,7 @@
         <w:keepNext/>
         <w:spacing w:before="340" w:after="130"/>
       </w:pPr>
-      <w:bookmarkStart w:id="35" w:name="_Toc240987652"/>
+      <w:bookmarkStart w:id="35" w:name="_Toc241222201"/>
       <w:r>
         <w:rPr>
           <w:color w:val="DC3230"/>
@@ -17220,7 +17295,7 @@
         <w:keepNext/>
         <w:spacing w:before="340" w:after="130"/>
       </w:pPr>
-      <w:bookmarkStart w:id="36" w:name="_Toc240987653"/>
+      <w:bookmarkStart w:id="36" w:name="_Toc241222202"/>
       <w:r>
         <w:rPr>
           <w:color w:val="DC3230"/>
@@ -17274,7 +17349,7 @@
         <w:keepNext/>
         <w:spacing w:before="340" w:after="130"/>
       </w:pPr>
-      <w:bookmarkStart w:id="37" w:name="_Toc240987654"/>
+      <w:bookmarkStart w:id="37" w:name="_Toc241222203"/>
       <w:r>
         <w:rPr>
           <w:color w:val="DC3230"/>
@@ -17318,7 +17393,7 @@
         <w:keepNext/>
         <w:spacing w:before="340" w:after="130"/>
       </w:pPr>
-      <w:bookmarkStart w:id="38" w:name="_Toc240987655"/>
+      <w:bookmarkStart w:id="38" w:name="_Toc241222204"/>
       <w:r>
         <w:rPr>
           <w:color w:val="DC3230"/>
@@ -17460,7 +17535,7 @@
         </w:pBdr>
         <w:spacing w:after="220"/>
       </w:pPr>
-      <w:bookmarkStart w:id="39" w:name="_Toc240987656"/>
+      <w:bookmarkStart w:id="39" w:name="_Toc241222205"/>
       <w:r>
         <w:rPr>
           <w:color w:val="DC3230"/>
@@ -18144,7 +18219,7 @@
         </w:pBdr>
         <w:spacing w:after="220"/>
       </w:pPr>
-      <w:bookmarkStart w:id="40" w:name="_Toc240987657"/>
+      <w:bookmarkStart w:id="40" w:name="_Toc241222206"/>
       <w:r>
         <w:rPr>
           <w:color w:val="DC3230"/>
@@ -19800,7 +19875,7 @@
         </w:pBdr>
         <w:spacing w:after="220"/>
       </w:pPr>
-      <w:bookmarkStart w:id="41" w:name="_Toc240987658"/>
+      <w:bookmarkStart w:id="41" w:name="_Toc241222207"/>
       <w:r>
         <w:rPr>
           <w:color w:val="DC3230"/>
@@ -20475,7 +20550,7 @@
         </w:pBdr>
         <w:spacing w:after="220"/>
       </w:pPr>
-      <w:bookmarkStart w:id="42" w:name="_Toc240987659"/>
+      <w:bookmarkStart w:id="42" w:name="_Toc241222208"/>
       <w:r>
         <w:rPr>
           <w:color w:val="DC3230"/>
@@ -21506,7 +21581,7 @@
         </w:pBdr>
         <w:spacing w:after="220"/>
       </w:pPr>
-      <w:bookmarkStart w:id="43" w:name="_Toc240987660"/>
+      <w:bookmarkStart w:id="43" w:name="_Toc241222209"/>
       <w:r>
         <w:rPr>
           <w:color w:val="DC3230"/>
@@ -22602,10 +22677,10 @@
         <w:noProof/>
       </w:rPr>
       <w:drawing>
-        <wp:inline distT="0" distB="0" distL="0" distR="0" wp14:anchorId="62D4A0A4" wp14:editId="1223AF70">
+        <wp:inline distT="0" distB="0" distL="0" distR="0" wp14:anchorId="6E144885" wp14:editId="1B2F0A62">
           <wp:extent cx="904875" cy="352425"/>
           <wp:effectExtent l="0" t="0" r="0" b="0"/>
-          <wp:docPr id="1465048644" name="Immagine 1465048644"/>
+          <wp:docPr id="1272359664" name="Immagine 1272359664"/>
           <wp:cNvGraphicFramePr>
             <a:graphicFrameLocks xmlns:a="http://schemas.openxmlformats.org/drawingml/2006/main" noChangeAspect="1"/>
           </wp:cNvGraphicFramePr>
@@ -22653,10 +22728,10 @@
 <file path=word/numbering.xml><?xml version="1.0" encoding="utf-8"?>
 <w:numbering xmlns:wpc="http://schemas.microsoft.com/office/word/2010/wordprocessingCanvas" xmlns:cx="http://schemas.microsoft.com/office/drawing/2014/chartex" xmlns:cx1="http://schemas.microsoft.com/office/drawing/2015/9/8/chartex" xmlns:cx2="http://schemas.microsoft.com/office/drawing/2015/10/21/chartex" xmlns:cx3="http://schemas.microsoft.com/office/drawing/2016/5/9/chartex" xmlns:cx4="http://schemas.microsoft.com/office/drawing/2016/5/10/chartex" xmlns:cx5="http://schemas.microsoft.com/office/drawing/2016/5/11/chartex" xmlns:cx6="http://schemas.microsoft.com/office/drawing/2016/5/12/chartex" xmlns:cx7="http://schemas.microsoft.com/office/drawing/2016/5/13/chartex" xmlns:cx8="http://schemas.microsoft.com/office/drawing/2016/5/14/chartex" xmlns:mc="http://schemas.openxmlformats.org/markup-compatibility/2006" xmlns:aink="http://schemas.microsoft.com/office/drawing/2016/ink" xmlns:am3d="http://schemas.microsoft.com/office/drawing/2017/model3d" xmlns:o="urn:schemas-microsoft-com:office:office" xmlns:oel="http://schemas.microsoft.com/office/2019/extlst" xmlns:r="http://schemas.openxmlformats.org/officeDocument/2006/relationships" xmlns:m="http://schemas.openxmlformats.org/officeDocument/2006/math" xmlns:v="urn:schemas-microsoft-com:vml" xmlns:wp14="http://schemas.microsoft.com/office/word/2010/wordprocessingDrawing" xmlns:wp="http://schemas.openxmlformats.org/drawingml/2006/wordprocessingDrawing" xmlns:w10="urn:schemas-microsoft-com:office:word" xmlns:w="http://schemas.openxmlformats.org/wordprocessingml/2006/main" xmlns:w14="http://schemas.microsoft.com/office/word/2010/wordml" xmlns:w15="http://schemas.microsoft.com/office/word/2012/wordml" xmlns:w16cex="http://schemas.microsoft.com/office/word/2018/wordml/cex" xmlns:w16cid="http://schemas.microsoft.com/office/word/2016/wordml/cid" xmlns:w16="http://schemas.microsoft.com/office/word/2018/wordml" xmlns:w16du="http://schemas.microsoft.com/office/word/2023/wordml/word16du" xmlns:w16sdtdh="http://schemas.microsoft.com/office/word/2020/wordml/sdtdatahash" xmlns:w16sdtfl="http://schemas.microsoft.com/office/word/2024/wordml/sdtformatlock" xmlns:w16se="http://schemas.microsoft.com/office/word/2015/wordml/symex" xmlns:wpg="http://schemas.microsoft.com/office/word/2010/wordprocessingGroup" xmlns:wpi="http://schemas.microsoft.com/office/word/2010/wordprocessingInk" xmlns:wne="http://schemas.microsoft.com/office/word/2006/wordml" xmlns:wps="http://schemas.microsoft.com/office/word/2010/wordprocessingShape" mc:Ignorable="w14 w15 w16se w16cid w16 w16cex w16sdtdh w16sdtfl w16du wp14">
   <w:abstractNum w:abstractNumId="0" w15:restartNumberingAfterBreak="0">
-    <w:nsid w:val="28BC6279"/>
+    <w:nsid w:val="09A53361"/>
     <w:multiLevelType w:val="hybridMultilevel"/>
-    <w:tmpl w:val="C88674A2"/>
-    <w:lvl w:ilvl="0" w:tplc="0DA01182">
+    <w:tmpl w:val="29CCD18C"/>
+    <w:lvl w:ilvl="0" w:tplc="A280B3BE">
       <w:start w:val="1"/>
       <w:numFmt w:val="bullet"/>
       <w:lvlText w:val="●"/>
@@ -22665,7 +22740,7 @@
         <w:ind w:left="720" w:hanging="360"/>
       </w:pPr>
     </w:lvl>
-    <w:lvl w:ilvl="1" w:tplc="FA14848A">
+    <w:lvl w:ilvl="1" w:tplc="30440058">
       <w:start w:val="1"/>
       <w:numFmt w:val="bullet"/>
       <w:lvlText w:val="○"/>
@@ -22674,7 +22749,7 @@
         <w:ind w:left="1440" w:hanging="360"/>
       </w:pPr>
     </w:lvl>
-    <w:lvl w:ilvl="2" w:tplc="29AE5562">
+    <w:lvl w:ilvl="2" w:tplc="805A782E">
       <w:start w:val="1"/>
       <w:numFmt w:val="bullet"/>
       <w:lvlText w:val="■"/>
@@ -22683,7 +22758,7 @@
         <w:ind w:left="2160" w:hanging="360"/>
       </w:pPr>
     </w:lvl>
-    <w:lvl w:ilvl="3" w:tplc="FEE8C83C">
+    <w:lvl w:ilvl="3" w:tplc="206C232C">
       <w:start w:val="1"/>
       <w:numFmt w:val="bullet"/>
       <w:lvlText w:val="●"/>
@@ -22692,7 +22767,7 @@
         <w:ind w:left="2880" w:hanging="360"/>
       </w:pPr>
     </w:lvl>
-    <w:lvl w:ilvl="4" w:tplc="28580F7C">
+    <w:lvl w:ilvl="4" w:tplc="B34AC6D8">
       <w:start w:val="1"/>
       <w:numFmt w:val="bullet"/>
       <w:lvlText w:val="○"/>
@@ -22701,7 +22776,7 @@
         <w:ind w:left="3600" w:hanging="360"/>
       </w:pPr>
     </w:lvl>
-    <w:lvl w:ilvl="5" w:tplc="8AA0C058">
+    <w:lvl w:ilvl="5" w:tplc="FEAA6804">
       <w:start w:val="1"/>
       <w:numFmt w:val="bullet"/>
       <w:lvlText w:val="■"/>
@@ -22710,7 +22785,7 @@
         <w:ind w:left="4320" w:hanging="360"/>
       </w:pPr>
     </w:lvl>
-    <w:lvl w:ilvl="6" w:tplc="7BCCCFD6">
+    <w:lvl w:ilvl="6" w:tplc="F46438B6">
       <w:start w:val="1"/>
       <w:numFmt w:val="bullet"/>
       <w:lvlText w:val="●"/>
@@ -22719,7 +22794,7 @@
         <w:ind w:left="5040" w:hanging="360"/>
       </w:pPr>
     </w:lvl>
-    <w:lvl w:ilvl="7" w:tplc="02D2B430">
+    <w:lvl w:ilvl="7" w:tplc="193C558A">
       <w:start w:val="1"/>
       <w:numFmt w:val="bullet"/>
       <w:lvlText w:val="●"/>
@@ -22728,7 +22803,7 @@
         <w:ind w:left="5760" w:hanging="360"/>
       </w:pPr>
     </w:lvl>
-    <w:lvl w:ilvl="8" w:tplc="284EAB62">
+    <w:lvl w:ilvl="8" w:tplc="0932FCFC">
       <w:start w:val="1"/>
       <w:numFmt w:val="bullet"/>
       <w:lvlText w:val="●"/>
@@ -22739,10 +22814,78 @@
     </w:lvl>
   </w:abstractNum>
   <w:abstractNum w:abstractNumId="1" w15:restartNumberingAfterBreak="0">
-    <w:nsid w:val="36F34CFB"/>
+    <w:nsid w:val="1CF47ABF"/>
     <w:multiLevelType w:val="hybridMultilevel"/>
-    <w:tmpl w:val="1F16EDDA"/>
-    <w:lvl w:ilvl="0" w:tplc="8CBEF882">
+    <w:tmpl w:val="6FD84D2C"/>
+    <w:lvl w:ilvl="0" w:tplc="0DD8969A">
+      <w:start w:val="1"/>
+      <w:numFmt w:val="bullet"/>
+      <w:lvlText w:val="●"/>
+      <w:lvlJc w:val="left"/>
+      <w:pPr>
+        <w:ind w:left="340" w:hanging="200"/>
+      </w:pPr>
+      <w:rPr>
+        <w:rFonts w:ascii="Arial" w:eastAsia="Arial" w:hAnsi="Arial" w:cs="Arial"/>
+        <w:color w:val="DC3230"/>
+        <w:sz w:val="14"/>
+        <w:szCs w:val="14"/>
+      </w:rPr>
+    </w:lvl>
+    <w:lvl w:ilvl="1" w:tplc="01FEECA4">
+      <w:start w:val="1"/>
+      <w:numFmt w:val="bullet"/>
+      <w:lvlText w:val="–"/>
+      <w:lvlJc w:val="left"/>
+      <w:pPr>
+        <w:ind w:left="700" w:hanging="200"/>
+      </w:pPr>
+      <w:rPr>
+        <w:rFonts w:ascii="Arial" w:eastAsia="Arial" w:hAnsi="Arial" w:cs="Arial"/>
+        <w:color w:val="0A5D65"/>
+      </w:rPr>
+    </w:lvl>
+    <w:lvl w:ilvl="2" w:tplc="DC8C7EBE">
+      <w:numFmt w:val="decimal"/>
+      <w:lvlText w:val=""/>
+      <w:lvlJc w:val="left"/>
+    </w:lvl>
+    <w:lvl w:ilvl="3" w:tplc="ADFE814C">
+      <w:numFmt w:val="decimal"/>
+      <w:lvlText w:val=""/>
+      <w:lvlJc w:val="left"/>
+    </w:lvl>
+    <w:lvl w:ilvl="4" w:tplc="BAFE2AF6">
+      <w:numFmt w:val="decimal"/>
+      <w:lvlText w:val=""/>
+      <w:lvlJc w:val="left"/>
+    </w:lvl>
+    <w:lvl w:ilvl="5" w:tplc="6CF0B330">
+      <w:numFmt w:val="decimal"/>
+      <w:lvlText w:val=""/>
+      <w:lvlJc w:val="left"/>
+    </w:lvl>
+    <w:lvl w:ilvl="6" w:tplc="E63E9CF4">
+      <w:numFmt w:val="decimal"/>
+      <w:lvlText w:val=""/>
+      <w:lvlJc w:val="left"/>
+    </w:lvl>
+    <w:lvl w:ilvl="7" w:tplc="BC7215E0">
+      <w:numFmt w:val="decimal"/>
+      <w:lvlText w:val=""/>
+      <w:lvlJc w:val="left"/>
+    </w:lvl>
+    <w:lvl w:ilvl="8" w:tplc="A08455FA">
+      <w:numFmt w:val="decimal"/>
+      <w:lvlText w:val=""/>
+      <w:lvlJc w:val="left"/>
+    </w:lvl>
+  </w:abstractNum>
+  <w:abstractNum w:abstractNumId="2" w15:restartNumberingAfterBreak="0">
+    <w:nsid w:val="48A813E9"/>
+    <w:multiLevelType w:val="hybridMultilevel"/>
+    <w:tmpl w:val="2FA66084"/>
+    <w:lvl w:ilvl="0" w:tplc="109814AA">
       <w:start w:val="1"/>
       <w:numFmt w:val="decimal"/>
       <w:lvlText w:val="%1."/>
@@ -22757,7 +22900,7 @@
         <w:color w:val="DC3230"/>
       </w:rPr>
     </w:lvl>
-    <w:lvl w:ilvl="1" w:tplc="1F460B2C">
+    <w:lvl w:ilvl="1" w:tplc="0A6E890E">
       <w:start w:val="1"/>
       <w:numFmt w:val="lowerLetter"/>
       <w:lvlText w:val="%2."/>
@@ -22772,124 +22915,56 @@
         <w:color w:val="0A5D65"/>
       </w:rPr>
     </w:lvl>
-    <w:lvl w:ilvl="2" w:tplc="E7DC6070">
+    <w:lvl w:ilvl="2" w:tplc="88D0FE72">
       <w:numFmt w:val="decimal"/>
       <w:lvlText w:val=""/>
       <w:lvlJc w:val="left"/>
     </w:lvl>
-    <w:lvl w:ilvl="3" w:tplc="104CB0C2">
+    <w:lvl w:ilvl="3" w:tplc="DF90130E">
       <w:numFmt w:val="decimal"/>
       <w:lvlText w:val=""/>
       <w:lvlJc w:val="left"/>
     </w:lvl>
-    <w:lvl w:ilvl="4" w:tplc="B5CAAD3A">
+    <w:lvl w:ilvl="4" w:tplc="514A0542">
       <w:numFmt w:val="decimal"/>
       <w:lvlText w:val=""/>
       <w:lvlJc w:val="left"/>
     </w:lvl>
-    <w:lvl w:ilvl="5" w:tplc="370E81D0">
+    <w:lvl w:ilvl="5" w:tplc="0CF8E35C">
       <w:numFmt w:val="decimal"/>
       <w:lvlText w:val=""/>
       <w:lvlJc w:val="left"/>
     </w:lvl>
-    <w:lvl w:ilvl="6" w:tplc="6FD23E68">
+    <w:lvl w:ilvl="6" w:tplc="CBFC3E2E">
       <w:numFmt w:val="decimal"/>
       <w:lvlText w:val=""/>
       <w:lvlJc w:val="left"/>
     </w:lvl>
-    <w:lvl w:ilvl="7" w:tplc="8D8A8684">
+    <w:lvl w:ilvl="7" w:tplc="D7740D22">
       <w:numFmt w:val="decimal"/>
       <w:lvlText w:val=""/>
       <w:lvlJc w:val="left"/>
     </w:lvl>
-    <w:lvl w:ilvl="8" w:tplc="E8FA7002">
+    <w:lvl w:ilvl="8" w:tplc="0F78C1E6">
       <w:numFmt w:val="decimal"/>
       <w:lvlText w:val=""/>
       <w:lvlJc w:val="left"/>
     </w:lvl>
   </w:abstractNum>
-  <w:abstractNum w:abstractNumId="2" w15:restartNumberingAfterBreak="0">
-    <w:nsid w:val="570112EE"/>
-    <w:multiLevelType w:val="hybridMultilevel"/>
-    <w:tmpl w:val="E8242E28"/>
-    <w:lvl w:ilvl="0" w:tplc="345CFCA6">
-      <w:start w:val="1"/>
-      <w:numFmt w:val="bullet"/>
-      <w:lvlText w:val="●"/>
-      <w:lvlJc w:val="left"/>
-      <w:pPr>
-        <w:ind w:left="340" w:hanging="200"/>
-      </w:pPr>
-      <w:rPr>
-        <w:rFonts w:ascii="Arial" w:eastAsia="Arial" w:hAnsi="Arial" w:cs="Arial"/>
-        <w:color w:val="DC3230"/>
-        <w:sz w:val="14"/>
-        <w:szCs w:val="14"/>
-      </w:rPr>
-    </w:lvl>
-    <w:lvl w:ilvl="1" w:tplc="F53CC0CA">
-      <w:start w:val="1"/>
-      <w:numFmt w:val="bullet"/>
-      <w:lvlText w:val="–"/>
-      <w:lvlJc w:val="left"/>
-      <w:pPr>
-        <w:ind w:left="700" w:hanging="200"/>
-      </w:pPr>
-      <w:rPr>
-        <w:rFonts w:ascii="Arial" w:eastAsia="Arial" w:hAnsi="Arial" w:cs="Arial"/>
-        <w:color w:val="0A5D65"/>
-      </w:rPr>
-    </w:lvl>
-    <w:lvl w:ilvl="2" w:tplc="ABC893EE">
-      <w:numFmt w:val="decimal"/>
-      <w:lvlText w:val=""/>
-      <w:lvlJc w:val="left"/>
-    </w:lvl>
-    <w:lvl w:ilvl="3" w:tplc="C094A092">
-      <w:numFmt w:val="decimal"/>
-      <w:lvlText w:val=""/>
-      <w:lvlJc w:val="left"/>
-    </w:lvl>
-    <w:lvl w:ilvl="4" w:tplc="7B6C69D6">
-      <w:numFmt w:val="decimal"/>
-      <w:lvlText w:val=""/>
-      <w:lvlJc w:val="left"/>
-    </w:lvl>
-    <w:lvl w:ilvl="5" w:tplc="B8D2BED8">
-      <w:numFmt w:val="decimal"/>
-      <w:lvlText w:val=""/>
-      <w:lvlJc w:val="left"/>
-    </w:lvl>
-    <w:lvl w:ilvl="6" w:tplc="FD6812A6">
-      <w:numFmt w:val="decimal"/>
-      <w:lvlText w:val=""/>
-      <w:lvlJc w:val="left"/>
-    </w:lvl>
-    <w:lvl w:ilvl="7" w:tplc="E8440CDE">
-      <w:numFmt w:val="decimal"/>
-      <w:lvlText w:val=""/>
-      <w:lvlJc w:val="left"/>
-    </w:lvl>
-    <w:lvl w:ilvl="8" w:tplc="ED241428">
-      <w:numFmt w:val="decimal"/>
-      <w:lvlText w:val=""/>
-      <w:lvlJc w:val="left"/>
-    </w:lvl>
-  </w:abstractNum>
-  <w:num w:numId="1" w16cid:durableId="119494349">
+  <w:num w:numId="1" w16cid:durableId="1544710358">
     <w:abstractNumId w:val="0"/>
     <w:lvlOverride w:ilvl="0">
       <w:startOverride w:val="1"/>
     </w:lvlOverride>
   </w:num>
-  <w:num w:numId="2" w16cid:durableId="601035566">
-    <w:abstractNumId w:val="2"/>
+  <w:num w:numId="2" w16cid:durableId="1400636003">
+    <w:abstractNumId w:val="1"/>
     <w:lvlOverride w:ilvl="0">
       <w:startOverride w:val="1"/>
     </w:lvlOverride>
   </w:num>
-  <w:num w:numId="3" w16cid:durableId="617689061">
-    <w:abstractNumId w:val="1"/>
+  <w:num w:numId="3" w16cid:durableId="943414892">
+    <w:abstractNumId w:val="2"/>
     <w:lvlOverride w:ilvl="0">
       <w:startOverride w:val="1"/>
     </w:lvlOverride>
@@ -23532,7 +23607,7 @@
     <w:autoRedefine/>
     <w:uiPriority w:val="39"/>
     <w:unhideWhenUsed/>
-    <w:rsid w:val="00B940B9"/>
+    <w:rsid w:val="00801E83"/>
     <w:pPr>
       <w:spacing w:after="100"/>
     </w:pPr>
@@ -23544,7 +23619,7 @@
     <w:autoRedefine/>
     <w:uiPriority w:val="39"/>
     <w:unhideWhenUsed/>
-    <w:rsid w:val="00B940B9"/>
+    <w:rsid w:val="00801E83"/>
     <w:pPr>
       <w:spacing w:after="100"/>
       <w:ind w:left="210"/>
@@ -23557,7 +23632,7 @@
     <w:autoRedefine/>
     <w:uiPriority w:val="39"/>
     <w:unhideWhenUsed/>
-    <w:rsid w:val="00B940B9"/>
+    <w:rsid w:val="00801E83"/>
     <w:pPr>
       <w:spacing w:after="100"/>
       <w:ind w:left="420"/>
